--- a/Fase 2/Manuales/SIGMA_Manual_EP05_Mediciones_medidores_y_variables_de_co.docx
+++ b/Fase 2/Manuales/SIGMA_Manual_EP05_Mediciones_medidores_y_variables_de_co.docx
@@ -529,13 +529,14 @@
         </w:tblBorders>
       </w:tblPr>
       <w:tblGrid>
-        <w:gridCol w:w="4873"/>
-        <w:gridCol w:w="4873"/>
+        <w:gridCol w:w="3249"/>
+        <w:gridCol w:w="3249"/>
+        <w:gridCol w:w="3249"/>
       </w:tblGrid>
       <w:tr>
         <w:tc>
           <w:tcPr>
-            <w:tcW w:type="dxa" w:w="3402"/>
+            <w:tcW w:type="dxa" w:w="2551"/>
             <w:shd w:val="clear" w:color="auto" w:fill="E8E5F7"/>
           </w:tcPr>
           <w:p>
@@ -551,7 +552,7 @@
         </w:tc>
         <w:tc>
           <w:tcPr>
-            <w:tcW w:type="dxa" w:w="6236"/>
+            <w:tcW w:type="dxa" w:w="3969"/>
             <w:shd w:val="clear" w:color="auto" w:fill="E8E5F7"/>
           </w:tcPr>
           <w:p>
@@ -561,7 +562,23 @@
                 <w:b/>
                 <w:sz w:val="19"/>
               </w:rPr>
-              <w:t>Ruta</w:t>
+              <w:t>Ruta en el menú</w:t>
+            </w:r>
+          </w:p>
+        </w:tc>
+        <w:tc>
+          <w:tcPr>
+            <w:tcW w:type="dxa" w:w="3118"/>
+            <w:shd w:val="clear" w:color="auto" w:fill="E8E5F7"/>
+          </w:tcPr>
+          <w:p>
+            <w:r/>
+            <w:r>
+              <w:rPr>
+                <w:b/>
+                <w:sz w:val="19"/>
+              </w:rPr>
+              <w:t>Pestañas que tiene</w:t>
             </w:r>
           </w:p>
         </w:tc>
@@ -569,7 +586,7 @@
       <w:tr>
         <w:tc>
           <w:tcPr>
-            <w:tcW w:type="dxa" w:w="3402"/>
+            <w:tcW w:type="dxa" w:w="2551"/>
           </w:tcPr>
           <w:p>
             <w:r/>
@@ -583,7 +600,7 @@
         </w:tc>
         <w:tc>
           <w:tcPr>
-            <w:tcW w:type="dxa" w:w="6236"/>
+            <w:tcW w:type="dxa" w:w="3969"/>
           </w:tcPr>
           <w:p>
             <w:r/>
@@ -592,6 +609,20 @@
                 <w:sz w:val="19"/>
               </w:rPr>
               <w:t>Control de activos › Configuración de activos › Variables de condición</w:t>
+            </w:r>
+          </w:p>
+        </w:tc>
+        <w:tc>
+          <w:tcPr>
+            <w:tcW w:type="dxa" w:w="3118"/>
+          </w:tcPr>
+          <w:p>
+            <w:r/>
+            <w:r>
+              <w:rPr>
+                <w:sz w:val="19"/>
+              </w:rPr>
+              <w:t>—</w:t>
             </w:r>
           </w:p>
         </w:tc>
@@ -631,13 +662,14 @@
         </w:tblBorders>
       </w:tblPr>
       <w:tblGrid>
-        <w:gridCol w:w="4873"/>
-        <w:gridCol w:w="4873"/>
+        <w:gridCol w:w="3249"/>
+        <w:gridCol w:w="3249"/>
+        <w:gridCol w:w="3249"/>
       </w:tblGrid>
       <w:tr>
         <w:tc>
           <w:tcPr>
-            <w:tcW w:type="dxa" w:w="3402"/>
+            <w:tcW w:type="dxa" w:w="2551"/>
             <w:shd w:val="clear" w:color="auto" w:fill="E8E5F7"/>
           </w:tcPr>
           <w:p>
@@ -653,7 +685,7 @@
         </w:tc>
         <w:tc>
           <w:tcPr>
-            <w:tcW w:type="dxa" w:w="6236"/>
+            <w:tcW w:type="dxa" w:w="3969"/>
             <w:shd w:val="clear" w:color="auto" w:fill="E8E5F7"/>
           </w:tcPr>
           <w:p>
@@ -667,11 +699,27 @@
             </w:r>
           </w:p>
         </w:tc>
+        <w:tc>
+          <w:tcPr>
+            <w:tcW w:type="dxa" w:w="3118"/>
+            <w:shd w:val="clear" w:color="auto" w:fill="E8E5F7"/>
+          </w:tcPr>
+          <w:p>
+            <w:r/>
+            <w:r>
+              <w:rPr>
+                <w:b/>
+                <w:sz w:val="18"/>
+              </w:rPr>
+              <w:t>Pestañas que tiene</w:t>
+            </w:r>
+          </w:p>
+        </w:tc>
       </w:tr>
       <w:tr>
         <w:tc>
           <w:tcPr>
-            <w:tcW w:type="dxa" w:w="3402"/>
+            <w:tcW w:type="dxa" w:w="2551"/>
           </w:tcPr>
           <w:p>
             <w:r/>
@@ -685,7 +733,7 @@
         </w:tc>
         <w:tc>
           <w:tcPr>
-            <w:tcW w:type="dxa" w:w="6236"/>
+            <w:tcW w:type="dxa" w:w="3969"/>
           </w:tcPr>
           <w:p>
             <w:r/>
@@ -697,11 +745,25 @@
             </w:r>
           </w:p>
         </w:tc>
+        <w:tc>
+          <w:tcPr>
+            <w:tcW w:type="dxa" w:w="3118"/>
+          </w:tcPr>
+          <w:p>
+            <w:r/>
+            <w:r>
+              <w:rPr>
+                <w:sz w:val="18"/>
+              </w:rPr>
+              <w:t>—</w:t>
+            </w:r>
+          </w:p>
+        </w:tc>
       </w:tr>
       <w:tr>
         <w:tc>
           <w:tcPr>
-            <w:tcW w:type="dxa" w:w="3402"/>
+            <w:tcW w:type="dxa" w:w="2551"/>
           </w:tcPr>
           <w:p>
             <w:r/>
@@ -715,7 +777,7 @@
         </w:tc>
         <w:tc>
           <w:tcPr>
-            <w:tcW w:type="dxa" w:w="6236"/>
+            <w:tcW w:type="dxa" w:w="3969"/>
           </w:tcPr>
           <w:p>
             <w:r/>
@@ -727,11 +789,25 @@
             </w:r>
           </w:p>
         </w:tc>
+        <w:tc>
+          <w:tcPr>
+            <w:tcW w:type="dxa" w:w="3118"/>
+          </w:tcPr>
+          <w:p>
+            <w:r/>
+            <w:r>
+              <w:rPr>
+                <w:sz w:val="18"/>
+              </w:rPr>
+              <w:t>—</w:t>
+            </w:r>
+          </w:p>
+        </w:tc>
       </w:tr>
       <w:tr>
         <w:tc>
           <w:tcPr>
-            <w:tcW w:type="dxa" w:w="3402"/>
+            <w:tcW w:type="dxa" w:w="2551"/>
           </w:tcPr>
           <w:p>
             <w:r/>
@@ -745,7 +821,7 @@
         </w:tc>
         <w:tc>
           <w:tcPr>
-            <w:tcW w:type="dxa" w:w="6236"/>
+            <w:tcW w:type="dxa" w:w="3969"/>
           </w:tcPr>
           <w:p>
             <w:r/>
@@ -757,11 +833,25 @@
             </w:r>
           </w:p>
         </w:tc>
+        <w:tc>
+          <w:tcPr>
+            <w:tcW w:type="dxa" w:w="3118"/>
+          </w:tcPr>
+          <w:p>
+            <w:r/>
+            <w:r>
+              <w:rPr>
+                <w:sz w:val="18"/>
+              </w:rPr>
+              <w:t>—</w:t>
+            </w:r>
+          </w:p>
+        </w:tc>
       </w:tr>
       <w:tr>
         <w:tc>
           <w:tcPr>
-            <w:tcW w:type="dxa" w:w="3402"/>
+            <w:tcW w:type="dxa" w:w="2551"/>
           </w:tcPr>
           <w:p>
             <w:r/>
@@ -775,7 +865,7 @@
         </w:tc>
         <w:tc>
           <w:tcPr>
-            <w:tcW w:type="dxa" w:w="6236"/>
+            <w:tcW w:type="dxa" w:w="3969"/>
           </w:tcPr>
           <w:p>
             <w:r/>
@@ -784,6 +874,20 @@
                 <w:sz w:val="18"/>
               </w:rPr>
               <w:t>Control de activos › Configuración de activos › Serie de una variable (detalle)</w:t>
+            </w:r>
+          </w:p>
+        </w:tc>
+        <w:tc>
+          <w:tcPr>
+            <w:tcW w:type="dxa" w:w="3118"/>
+          </w:tcPr>
+          <w:p>
+            <w:r/>
+            <w:r>
+              <w:rPr>
+                <w:sz w:val="18"/>
+              </w:rPr>
+              <w:t>—</w:t>
             </w:r>
           </w:p>
         </w:tc>

--- a/Fase 2/Manuales/SIGMA_Manual_EP05_Mediciones_medidores_y_variables_de_co.docx
+++ b/Fase 2/Manuales/SIGMA_Manual_EP05_Mediciones_medidores_y_variables_de_co.docx
@@ -152,7 +152,7 @@
               <w:rPr>
                 <w:sz w:val="20"/>
               </w:rPr>
-              <w:t>1 visibles en el menú y 4 que se abren desde otra pantalla</w:t>
+              <w:t>3 en el menú y 5 que se abren desde ellas</w:t>
             </w:r>
           </w:p>
         </w:tc>
@@ -216,7 +216,7 @@
               <w:rPr>
                 <w:sz w:val="20"/>
               </w:rPr>
-              <w:t>1.0 · 01-10-2026</w:t>
+              <w:t>1.1 · 02-10-2026</w:t>
             </w:r>
           </w:p>
         </w:tc>
@@ -478,6 +478,42 @@
         <w:rPr>
           <w:sz w:val="21"/>
         </w:rPr>
+        <w:t>Registrar medicion de condicion</w:t>
+      </w:r>
+    </w:p>
+    <w:p>
+      <w:pPr>
+        <w:pStyle w:val="ListBullet"/>
+        <w:spacing w:after="60"/>
+      </w:pPr>
+      <w:r>
+        <w:rPr>
+          <w:sz w:val="21"/>
+        </w:rPr>
+        <w:t>Ver las unidades de medida</w:t>
+      </w:r>
+    </w:p>
+    <w:p>
+      <w:pPr>
+        <w:pStyle w:val="ListBullet"/>
+        <w:spacing w:after="60"/>
+      </w:pPr>
+      <w:r>
+        <w:rPr>
+          <w:sz w:val="21"/>
+        </w:rPr>
+        <w:t>Ver los activos del cliente</w:t>
+      </w:r>
+    </w:p>
+    <w:p>
+      <w:pPr>
+        <w:pStyle w:val="ListBullet"/>
+        <w:spacing w:after="60"/>
+      </w:pPr>
+      <w:r>
+        <w:rPr>
+          <w:sz w:val="21"/>
+        </w:rPr>
         <w:t>Ver los medidores de los activos</w:t>
       </w:r>
     </w:p>
@@ -511,7 +547,7 @@
           <w:i w:val="0"/>
           <w:sz w:val="22"/>
         </w:rPr>
-        <w:t>Desde el menú lateral:</w:t>
+        <w:t>Estas son las pantallas que usa el módulo, con la ruta exacta del menú lateral:</w:t>
       </w:r>
     </w:p>
     <w:tbl>
@@ -579,6 +615,94 @@
                 <w:sz w:val="19"/>
               </w:rPr>
               <w:t>Pestañas que tiene</w:t>
+            </w:r>
+          </w:p>
+        </w:tc>
+      </w:tr>
+      <w:tr>
+        <w:tc>
+          <w:tcPr>
+            <w:tcW w:type="dxa" w:w="2551"/>
+          </w:tcPr>
+          <w:p>
+            <w:r/>
+            <w:r>
+              <w:rPr>
+                <w:sz w:val="19"/>
+              </w:rPr>
+              <w:t>Activos</w:t>
+            </w:r>
+          </w:p>
+        </w:tc>
+        <w:tc>
+          <w:tcPr>
+            <w:tcW w:type="dxa" w:w="3969"/>
+          </w:tcPr>
+          <w:p>
+            <w:r/>
+            <w:r>
+              <w:rPr>
+                <w:sz w:val="19"/>
+              </w:rPr>
+              <w:t>Control de activos › Activos</w:t>
+            </w:r>
+          </w:p>
+        </w:tc>
+        <w:tc>
+          <w:tcPr>
+            <w:tcW w:type="dxa" w:w="3118"/>
+          </w:tcPr>
+          <w:p>
+            <w:r/>
+            <w:r>
+              <w:rPr>
+                <w:sz w:val="19"/>
+              </w:rPr>
+              <w:t>Resumen · Ficha · Historial · Órdenes de trabajo · Mantenimiento · Inspecciones y tareas · Más</w:t>
+            </w:r>
+          </w:p>
+        </w:tc>
+      </w:tr>
+      <w:tr>
+        <w:tc>
+          <w:tcPr>
+            <w:tcW w:type="dxa" w:w="2551"/>
+          </w:tcPr>
+          <w:p>
+            <w:r/>
+            <w:r>
+              <w:rPr>
+                <w:sz w:val="19"/>
+              </w:rPr>
+              <w:t>Unidades de medida</w:t>
+            </w:r>
+          </w:p>
+        </w:tc>
+        <w:tc>
+          <w:tcPr>
+            <w:tcW w:type="dxa" w:w="3969"/>
+          </w:tcPr>
+          <w:p>
+            <w:r/>
+            <w:r>
+              <w:rPr>
+                <w:sz w:val="19"/>
+              </w:rPr>
+              <w:t>Sistema › Mantenedores › Unidades de medida</w:t>
+            </w:r>
+          </w:p>
+        </w:tc>
+        <w:tc>
+          <w:tcPr>
+            <w:tcW w:type="dxa" w:w="3118"/>
+          </w:tcPr>
+          <w:p>
+            <w:r/>
+            <w:r>
+              <w:rPr>
+                <w:sz w:val="19"/>
+              </w:rPr>
+              <w:t>—</w:t>
             </w:r>
           </w:p>
         </w:tc>
@@ -727,7 +851,7 @@
               <w:rPr>
                 <w:sz w:val="18"/>
               </w:rPr>
-              <w:t>Medidores</w:t>
+              <w:t>Medidor de activo (detalle)</w:t>
             </w:r>
           </w:p>
         </w:tc>
@@ -741,7 +865,7 @@
               <w:rPr>
                 <w:sz w:val="18"/>
               </w:rPr>
-              <w:t>Control de activos › Medidores</w:t>
+              <w:t>Control de activos › Medidor de activo (detalle)</w:t>
             </w:r>
           </w:p>
         </w:tc>
@@ -771,7 +895,7 @@
               <w:rPr>
                 <w:sz w:val="18"/>
               </w:rPr>
-              <w:t>Medidor de activo (detalle)</w:t>
+              <w:t>Registrar lectura</w:t>
             </w:r>
           </w:p>
         </w:tc>
@@ -785,7 +909,7 @@
               <w:rPr>
                 <w:sz w:val="18"/>
               </w:rPr>
-              <w:t>Control de activos › Medidor de activo (detalle)</w:t>
+              <w:t>Control de activos › Registrar lectura</w:t>
             </w:r>
           </w:p>
         </w:tc>
@@ -892,6 +1016,50 @@
           </w:p>
         </w:tc>
       </w:tr>
+      <w:tr>
+        <w:tc>
+          <w:tcPr>
+            <w:tcW w:type="dxa" w:w="2551"/>
+          </w:tcPr>
+          <w:p>
+            <w:r/>
+            <w:r>
+              <w:rPr>
+                <w:sz w:val="18"/>
+              </w:rPr>
+              <w:t>Unidad de medida (detalle)</w:t>
+            </w:r>
+          </w:p>
+        </w:tc>
+        <w:tc>
+          <w:tcPr>
+            <w:tcW w:type="dxa" w:w="3969"/>
+          </w:tcPr>
+          <w:p>
+            <w:r/>
+            <w:r>
+              <w:rPr>
+                <w:sz w:val="18"/>
+              </w:rPr>
+              <w:t>Sistema › Mantenedores › Unidad de medida (detalle)</w:t>
+            </w:r>
+          </w:p>
+        </w:tc>
+        <w:tc>
+          <w:tcPr>
+            <w:tcW w:type="dxa" w:w="3118"/>
+          </w:tcPr>
+          <w:p>
+            <w:r/>
+            <w:r>
+              <w:rPr>
+                <w:sz w:val="18"/>
+              </w:rPr>
+              <w:t>—</w:t>
+            </w:r>
+          </w:p>
+        </w:tc>
+      </w:tr>
     </w:tbl>
     <w:p>
       <w:pPr>
@@ -957,7 +1125,7 @@
         <w:rPr>
           <w:sz w:val="21"/>
         </w:rPr>
-        <w:t>Entre a Variables de condición.</w:t>
+        <w:t>Entre a Activos.</w:t>
       </w:r>
     </w:p>
     <w:p>
@@ -970,7 +1138,7 @@
           <w:color w:val="555555"/>
           <w:sz w:val="19"/>
         </w:rPr>
-        <w:t>Menú: Control de activos › Configuración de activos › Variables de condición</w:t>
+        <w:t>Menú: Control de activos › Activos</w:t>
       </w:r>
     </w:p>
     <w:p>
@@ -989,7 +1157,26 @@
         <w:rPr>
           <w:sz w:val="21"/>
         </w:rPr>
-        <w:t>Abra el formulario y complete los datos.</w:t>
+        <w:t>Desde el listado, pulse «Nuevo» para crear, o elija la fila que quiere modificar. Se abre Medidor de activo (detalle).</w:t>
+      </w:r>
+    </w:p>
+    <w:p>
+      <w:pPr>
+        <w:spacing w:after="40"/>
+      </w:pPr>
+      <w:r>
+        <w:rPr>
+          <w:b/>
+          <w:color w:val="4F46E5"/>
+          <w:sz w:val="21"/>
+        </w:rPr>
+        <w:t xml:space="preserve">Paso 3. </w:t>
+      </w:r>
+      <w:r>
+        <w:rPr>
+          <w:sz w:val="21"/>
+        </w:rPr>
+        <w:t>Complete los datos.</w:t>
       </w:r>
     </w:p>
     <w:p>
@@ -1002,7 +1189,7 @@
           <w:color w:val="555555"/>
           <w:sz w:val="19"/>
         </w:rPr>
-        <w:t>Hay 6 campos; 5 son obligatorios.</w:t>
+        <w:t>Son 6 campos; 5 obligatorios.</w:t>
       </w:r>
     </w:p>
     <w:tbl>
@@ -1455,7 +1642,7 @@
           <w:color w:val="4F46E5"/>
           <w:sz w:val="21"/>
         </w:rPr>
-        <w:t xml:space="preserve">Paso 3. </w:t>
+        <w:t xml:space="preserve">Paso 4. </w:t>
       </w:r>
       <w:r>
         <w:rPr>
@@ -1474,7 +1661,7 @@
           <w:color w:val="4F46E5"/>
           <w:sz w:val="21"/>
         </w:rPr>
-        <w:t xml:space="preserve">Paso 4. </w:t>
+        <w:t xml:space="preserve">Paso 5. </w:t>
       </w:r>
       <w:r>
         <w:rPr>
@@ -1741,7 +1928,7 @@
         <w:rPr>
           <w:sz w:val="21"/>
         </w:rPr>
-        <w:t>Entre a Variables de condición.</w:t>
+        <w:t>Entre a Activos.</w:t>
       </w:r>
     </w:p>
     <w:p>
@@ -1754,7 +1941,7 @@
           <w:color w:val="555555"/>
           <w:sz w:val="19"/>
         </w:rPr>
-        <w:t>Menú: Control de activos › Configuración de activos › Variables de condición</w:t>
+        <w:t>Menú: Control de activos › Activos</w:t>
       </w:r>
     </w:p>
     <w:p>
@@ -1773,7 +1960,26 @@
         <w:rPr>
           <w:sz w:val="21"/>
         </w:rPr>
-        <w:t>Abra el formulario y complete los datos.</w:t>
+        <w:t>Desde esa pantalla, abra Registrar lectura.</w:t>
+      </w:r>
+    </w:p>
+    <w:p>
+      <w:pPr>
+        <w:spacing w:after="40"/>
+      </w:pPr>
+      <w:r>
+        <w:rPr>
+          <w:b/>
+          <w:color w:val="4F46E5"/>
+          <w:sz w:val="21"/>
+        </w:rPr>
+        <w:t xml:space="preserve">Paso 3. </w:t>
+      </w:r>
+      <w:r>
+        <w:rPr>
+          <w:sz w:val="21"/>
+        </w:rPr>
+        <w:t>Complete los datos.</w:t>
       </w:r>
     </w:p>
     <w:p>
@@ -1786,7 +1992,7 @@
           <w:color w:val="555555"/>
           <w:sz w:val="19"/>
         </w:rPr>
-        <w:t>Hay 6 campos; 2 son obligatorios.</w:t>
+        <w:t>Son 6 campos; 2 obligatorios.</w:t>
       </w:r>
     </w:p>
     <w:tbl>
@@ -2239,7 +2445,7 @@
           <w:color w:val="4F46E5"/>
           <w:sz w:val="21"/>
         </w:rPr>
-        <w:t xml:space="preserve">Paso 3. </w:t>
+        <w:t xml:space="preserve">Paso 4. </w:t>
       </w:r>
       <w:r>
         <w:rPr>
@@ -2258,7 +2464,7 @@
           <w:color w:val="4F46E5"/>
           <w:sz w:val="21"/>
         </w:rPr>
-        <w:t xml:space="preserve">Paso 4. </w:t>
+        <w:t xml:space="preserve">Paso 5. </w:t>
       </w:r>
       <w:r>
         <w:rPr>
@@ -2557,7 +2763,26 @@
         <w:rPr>
           <w:sz w:val="21"/>
         </w:rPr>
-        <w:t>Abra el formulario y complete los datos.</w:t>
+        <w:t>Desde el listado, pulse «Nuevo» para crear, o elija la fila que quiere modificar. Se abre Variable de condición (detalle).</w:t>
+      </w:r>
+    </w:p>
+    <w:p>
+      <w:pPr>
+        <w:spacing w:after="40"/>
+      </w:pPr>
+      <w:r>
+        <w:rPr>
+          <w:b/>
+          <w:color w:val="4F46E5"/>
+          <w:sz w:val="21"/>
+        </w:rPr>
+        <w:t xml:space="preserve">Paso 3. </w:t>
+      </w:r>
+      <w:r>
+        <w:rPr>
+          <w:sz w:val="21"/>
+        </w:rPr>
+        <w:t>Complete los datos.</w:t>
       </w:r>
     </w:p>
     <w:p>
@@ -2570,7 +2795,7 @@
           <w:color w:val="555555"/>
           <w:sz w:val="19"/>
         </w:rPr>
-        <w:t>Hay 6 campos; 4 son obligatorios.</w:t>
+        <w:t>Son 6 campos; 4 obligatorios.</w:t>
       </w:r>
     </w:p>
     <w:tbl>
@@ -3023,7 +3248,7 @@
           <w:color w:val="4F46E5"/>
           <w:sz w:val="21"/>
         </w:rPr>
-        <w:t xml:space="preserve">Paso 3. </w:t>
+        <w:t xml:space="preserve">Paso 4. </w:t>
       </w:r>
       <w:r>
         <w:rPr>
@@ -3042,7 +3267,7 @@
           <w:color w:val="4F46E5"/>
           <w:sz w:val="21"/>
         </w:rPr>
-        <w:t xml:space="preserve">Paso 4. </w:t>
+        <w:t xml:space="preserve">Paso 5. </w:t>
       </w:r>
       <w:r>
         <w:rPr>
@@ -3297,7 +3522,26 @@
         <w:rPr>
           <w:sz w:val="21"/>
         </w:rPr>
-        <w:t>Abra el formulario y complete los datos.</w:t>
+        <w:t>Desde el listado, elija la fila que quiere consultar. Se abre Serie de una variable (detalle).</w:t>
+      </w:r>
+    </w:p>
+    <w:p>
+      <w:pPr>
+        <w:spacing w:after="40"/>
+      </w:pPr>
+      <w:r>
+        <w:rPr>
+          <w:b/>
+          <w:color w:val="4F46E5"/>
+          <w:sz w:val="21"/>
+        </w:rPr>
+        <w:t xml:space="preserve">Paso 3. </w:t>
+      </w:r>
+      <w:r>
+        <w:rPr>
+          <w:sz w:val="21"/>
+        </w:rPr>
+        <w:t>Complete los datos.</w:t>
       </w:r>
     </w:p>
     <w:p>
@@ -3310,7 +3554,7 @@
           <w:color w:val="555555"/>
           <w:sz w:val="19"/>
         </w:rPr>
-        <w:t>Hay 4 campos; 4 son obligatorios.</w:t>
+        <w:t>Son 4 campos; 4 obligatorios.</w:t>
       </w:r>
     </w:p>
     <w:tbl>
@@ -3647,7 +3891,7 @@
           <w:color w:val="4F46E5"/>
           <w:sz w:val="21"/>
         </w:rPr>
-        <w:t xml:space="preserve">Paso 3. </w:t>
+        <w:t xml:space="preserve">Paso 4. </w:t>
       </w:r>
       <w:r>
         <w:rPr>
@@ -3666,7 +3910,7 @@
           <w:color w:val="4F46E5"/>
           <w:sz w:val="21"/>
         </w:rPr>
-        <w:t xml:space="preserve">Paso 4. </w:t>
+        <w:t xml:space="preserve">Paso 5. </w:t>
       </w:r>
       <w:r>
         <w:rPr>
@@ -3921,7 +4165,26 @@
         <w:rPr>
           <w:sz w:val="21"/>
         </w:rPr>
-        <w:t>Abra el formulario y complete los datos.</w:t>
+        <w:t>Desde el listado, pulse «Nuevo» para crear, o elija la fila que quiere modificar. Se abre Variable de condición (detalle).</w:t>
+      </w:r>
+    </w:p>
+    <w:p>
+      <w:pPr>
+        <w:spacing w:after="40"/>
+      </w:pPr>
+      <w:r>
+        <w:rPr>
+          <w:b/>
+          <w:color w:val="4F46E5"/>
+          <w:sz w:val="21"/>
+        </w:rPr>
+        <w:t xml:space="preserve">Paso 3. </w:t>
+      </w:r>
+      <w:r>
+        <w:rPr>
+          <w:sz w:val="21"/>
+        </w:rPr>
+        <w:t>Complete los datos.</w:t>
       </w:r>
     </w:p>
     <w:p>
@@ -3934,7 +4197,7 @@
           <w:color w:val="555555"/>
           <w:sz w:val="19"/>
         </w:rPr>
-        <w:t>Hay 5 campos; 3 son obligatorios.</w:t>
+        <w:t>Son 5 campos; 3 obligatorios.</w:t>
       </w:r>
     </w:p>
     <w:tbl>
@@ -4329,7 +4592,7 @@
           <w:color w:val="4F46E5"/>
           <w:sz w:val="21"/>
         </w:rPr>
-        <w:t xml:space="preserve">Paso 3. </w:t>
+        <w:t xml:space="preserve">Paso 4. </w:t>
       </w:r>
       <w:r>
         <w:rPr>
@@ -4348,7 +4611,7 @@
           <w:color w:val="4F46E5"/>
           <w:sz w:val="21"/>
         </w:rPr>
-        <w:t xml:space="preserve">Paso 4. </w:t>
+        <w:t xml:space="preserve">Paso 5. </w:t>
       </w:r>
       <w:r>
         <w:rPr>
@@ -4571,7 +4834,7 @@
         <w:rPr>
           <w:sz w:val="21"/>
         </w:rPr>
-        <w:t>Entre a Variables de condición.</w:t>
+        <w:t>Entre a Unidades de medida.</w:t>
       </w:r>
     </w:p>
     <w:p>
@@ -4584,7 +4847,7 @@
           <w:color w:val="555555"/>
           <w:sz w:val="19"/>
         </w:rPr>
-        <w:t>Menú: Control de activos › Configuración de activos › Variables de condición</w:t>
+        <w:t>Menú: Sistema › Mantenedores › Unidades de medida</w:t>
       </w:r>
     </w:p>
     <w:p>
@@ -4603,7 +4866,26 @@
         <w:rPr>
           <w:sz w:val="21"/>
         </w:rPr>
-        <w:t>Abra el formulario y complete los datos.</w:t>
+        <w:t>Desde el listado, pulse «Nuevo» para crear, o elija la fila que quiere modificar. Se abre Unidad de medida (detalle).</w:t>
+      </w:r>
+    </w:p>
+    <w:p>
+      <w:pPr>
+        <w:spacing w:after="40"/>
+      </w:pPr>
+      <w:r>
+        <w:rPr>
+          <w:b/>
+          <w:color w:val="4F46E5"/>
+          <w:sz w:val="21"/>
+        </w:rPr>
+        <w:t xml:space="preserve">Paso 3. </w:t>
+      </w:r>
+      <w:r>
+        <w:rPr>
+          <w:sz w:val="21"/>
+        </w:rPr>
+        <w:t>Complete los datos.</w:t>
       </w:r>
     </w:p>
     <w:p>
@@ -4616,7 +4898,7 @@
           <w:color w:val="555555"/>
           <w:sz w:val="19"/>
         </w:rPr>
-        <w:t>Hay 7 campos; 4 son obligatorios.</w:t>
+        <w:t>Son 7 campos; 4 obligatorios.</w:t>
       </w:r>
     </w:p>
     <w:tbl>
@@ -5127,7 +5409,7 @@
           <w:color w:val="4F46E5"/>
           <w:sz w:val="21"/>
         </w:rPr>
-        <w:t xml:space="preserve">Paso 3. </w:t>
+        <w:t xml:space="preserve">Paso 4. </w:t>
       </w:r>
       <w:r>
         <w:rPr>
@@ -5146,7 +5428,7 @@
           <w:color w:val="4F46E5"/>
           <w:sz w:val="21"/>
         </w:rPr>
-        <w:t xml:space="preserve">Paso 4. </w:t>
+        <w:t xml:space="preserve">Paso 5. </w:t>
       </w:r>
       <w:r>
         <w:rPr>
@@ -5784,7 +6066,7 @@
           <w:color w:val="555555"/>
           <w:sz w:val="18"/>
         </w:rPr>
-        <w:t>Generado desde el Product Backlog (historias, campos de entrada y criterios de aceptación) y desde la tabla Menus de la base. Para actualizarlo: python _scratch/gen_manual_modulo.py</w:t>
+        <w:t>Generado desde el Product Backlog (historias, campos de entrada y criterios de aceptación), desde la tabla Menus de la base y desde las pestañas leídas de los .aspx. Para actualizarlo: python _scratch/gen_manual_modulo.py</w:t>
       </w:r>
     </w:p>
     <w:sectPr>
